--- a/Escape-room_matematik_ELEV.docx
+++ b/Escape-room_matematik_ELEV.docx
@@ -7,7 +7,13 @@
         <w:pStyle w:val="Heading1"/>
       </w:pPr>
       <w:r>
-        <w:t>🚀 Escape Room: Flugt fra Rumstationen Geometra</w:t>
+        <w:t xml:space="preserve">🚀 Escape Room: Flugt fra Rumstationen </w:t>
+      </w:r>
+      <w:r>
+        <w:rPr>
+          <w:i/>
+        </w:rPr>
+        <w:t>Geometra</w:t>
       </w:r>
     </w:p>
     <w:p>
@@ -15,24 +21,73 @@
         <w:rPr>
           <w:b/>
         </w:rPr>
-        <w:t>Elev-ark · matematik · arbejd i grupper</w:t>
+        <w:t>Elev-ark · matematik · 8. klasse · I arbejder i grupper på 3–4</w:t>
       </w:r>
     </w:p>
     <w:p>
       <w:pPr>
-        <w:ind w:left="360"/>
+        <w:jc w:val="center"/>
+      </w:pPr>
+      <w:r>
+        <w:drawing>
+          <wp:inline xmlns:a="http://schemas.openxmlformats.org/drawingml/2006/main" xmlns:pic="http://schemas.openxmlformats.org/drawingml/2006/picture">
+            <wp:extent cx="4846320" cy="3086100"/>
+            <wp:docPr id="1" name="Picture 1"/>
+            <wp:cNvGraphicFramePr>
+              <a:graphicFrameLocks noChangeAspect="1"/>
+            </wp:cNvGraphicFramePr>
+            <a:graphic>
+              <a:graphicData uri="http://schemas.openxmlformats.org/drawingml/2006/picture">
+                <pic:pic>
+                  <pic:nvPicPr>
+                    <pic:cNvPr id="0" name="image.jpg"/>
+                    <pic:cNvPicPr/>
+                  </pic:nvPicPr>
+                  <pic:blipFill>
+                    <a:blip r:embed="rId9"/>
+                    <a:stretch>
+                      <a:fillRect/>
+                    </a:stretch>
+                  </pic:blipFill>
+                  <pic:spPr>
+                    <a:xfrm>
+                      <a:off x="0" y="0"/>
+                      <a:ext cx="4846320" cy="3086100"/>
+                    </a:xfrm>
+                    <a:prstGeom prst="rect"/>
+                  </pic:spPr>
+                </pic:pic>
+              </a:graphicData>
+            </a:graphic>
+          </wp:inline>
+        </w:drawing>
+      </w:r>
+    </w:p>
+    <w:p>
+      <w:pPr>
+        <w:jc w:val="center"/>
+      </w:pPr>
+      <w:r>
+        <w:rPr>
+          <w:i/>
+          <w:color w:val="606060"/>
+          <w:sz w:val="18"/>
+        </w:rPr>
+        <w:t>Rumstationen Geometra. Foto: Den Internationale Rumstation (ISS), NASA — public domain.</w:t>
+      </w:r>
+    </w:p>
+    <w:p>
+      <w:pPr>
+        <w:shd w:val="clear" w:fill="EEF1F6"/>
+        <w:ind w:left="259" w:right="144"/>
       </w:pPr>
       <w:r>
         <w:rPr>
           <w:b/>
-          <w:i/>
         </w:rPr>
-        <w:t>Mission:</w:t>
+        <w:t>🛰️ Mission:</w:t>
       </w:r>
       <w:r>
-        <w:rPr>
-          <w:i/>
-        </w:rPr>
         <w:t xml:space="preserve"> Rumstationen </w:t>
       </w:r>
       <w:r>
@@ -42,23 +97,16 @@
         <w:t>Geometra</w:t>
       </w:r>
       <w:r>
-        <w:rPr>
-          <w:i/>
-        </w:rPr>
-        <w:t xml:space="preserve"> er gået i nødlukning, og luftslusen er forseglet. Stationens computer åbner kun slusen, hvis I taster den rigtige </w:t>
+        <w:t xml:space="preserve"> er gået i nødlukning. Luftslusen er forseglet, og stationens computer åbner kun, hvis I taster den rigtige </w:t>
       </w:r>
       <w:r>
         <w:rPr>
           <w:b/>
-          <w:i/>
         </w:rPr>
         <w:t>nødkode</w:t>
       </w:r>
       <w:r>
-        <w:rPr>
-          <w:i/>
-        </w:rPr>
-        <w:t>. Koden er skjult i fem systemer rundt på stationen. Løs alle fem, læg tallene sammen — så er I fri. Held og lykke, kadetter. ⏳</w:t>
+        <w:t>. Koden er delt i fem systemer rundt på stationen. Løs alle fem opgaver, find de fem tal, og læg dem sammen. Så er I fri. Held og lykke, kadetter. ⏳</w:t>
       </w:r>
     </w:p>
     <w:p>
@@ -66,7 +114,7 @@
         <w:pStyle w:val="Heading2"/>
       </w:pPr>
       <w:r>
-        <w:t>Sådan gør I</w:t>
+        <w:t>Sådan gør I (læs det her først)</w:t>
       </w:r>
     </w:p>
     <w:p>
@@ -74,7 +122,22 @@
         <w:pStyle w:val="ListBullet"/>
       </w:pPr>
       <w:r>
-        <w:t>I arbejder i grupper på 3–4. Lommeregner må gerne bruges.</w:t>
+        <w:t xml:space="preserve">I arbejder i grupper på </w:t>
+      </w:r>
+      <w:r>
+        <w:rPr>
+          <w:b/>
+        </w:rPr>
+        <w:t>3–4</w:t>
+      </w:r>
+      <w:r>
+        <w:t xml:space="preserve">. </w:t>
+      </w:r>
+      <w:r>
+        <w:rPr>
+          <w:b/>
+        </w:rPr>
+        <w:t>Lommeregner og formelsamling må bruges.</w:t>
       </w:r>
     </w:p>
     <w:p>
@@ -82,7 +145,7 @@
         <w:pStyle w:val="ListBullet"/>
       </w:pPr>
       <w:r>
-        <w:t xml:space="preserve">Løs stationerne i vilkårlig rækkefølge. Skriv hvert svar ned på </w:t>
+        <w:t xml:space="preserve">I kan løse de fem stationer i vilkårlig rækkefølge. Skriv hvert svar på </w:t>
       </w:r>
       <w:r>
         <w:rPr>
@@ -99,7 +162,7 @@
         <w:pStyle w:val="ListBullet"/>
       </w:pPr>
       <w:r>
-        <w:t xml:space="preserve">Når I har alle fem tal: læg dem sammen. Summen er </w:t>
+        <w:t xml:space="preserve">Når I har alle fem tal, lægger I dem sammen. Summen er </w:t>
       </w:r>
       <w:r>
         <w:rPr>
@@ -116,13 +179,233 @@
         <w:pStyle w:val="ListBullet"/>
       </w:pPr>
       <w:r>
-        <w:t xml:space="preserve">Et fingerpeg: hvis I har regnet rigtigt, er nødkoden et </w:t>
+        <w:rPr>
+          <w:b/>
+        </w:rPr>
+        <w:t>Selvtjek:</w:t>
+      </w:r>
+      <w:r>
+        <w:t xml:space="preserve"> Har I regnet rigtigt, er nødkoden et </w:t>
       </w:r>
       <w:r>
         <w:rPr>
           <w:b/>
         </w:rPr>
-        <w:t>rundt tal</w:t>
+        <w:t>helt hundredetal</w:t>
+      </w:r>
+      <w:r>
+        <w:t xml:space="preserve"> (fx 300, 400, 500 …). Hvis ikke, så find fejlen.</w:t>
+      </w:r>
+    </w:p>
+    <w:p>
+      <w:pPr>
+        <w:pStyle w:val="ListBullet"/>
+      </w:pPr>
+      <w:r>
+        <w:rPr>
+          <w:b/>
+        </w:rPr>
+        <w:t>💡 Hint</w:t>
+      </w:r>
+      <w:r>
+        <w:t xml:space="preserve"> under hver opgave giver et lille skub, uden at afsløre svaret. Brug det kun, hvis I sidder fast.</w:t>
+      </w:r>
+    </w:p>
+    <w:p>
+      <w:pPr>
+        <w:pStyle w:val="ListBullet"/>
+      </w:pPr>
+      <w:r>
+        <w:rPr>
+          <w:b/>
+        </w:rPr>
+        <w:t>⭐ Ekstra</w:t>
+      </w:r>
+      <w:r>
+        <w:t xml:space="preserve"> er en sværere bonus. Den ændrer ikke nødkoden, men giver ekstra rumkadet-ære.</w:t>
+      </w:r>
+    </w:p>
+    <w:p>
+      <w:pPr>
+        <w:pStyle w:val="Heading2"/>
+      </w:pPr>
+      <w:r>
+        <w:t>Det her træner I (så I ved hvorfor)</w:t>
+      </w:r>
+    </w:p>
+    <w:p>
+      <w:r>
+        <w:t>I arbejder med rumfang og overfladeareal, Pythagoras, ligninger, procent og sandsynlighed. Og det vigtigste: I øver jer i at oversætte en tekst til matematik og i at forklare jeres fremgangsmåde for hinanden.</w:t>
+      </w:r>
+    </w:p>
+    <w:p>
+      <w:pPr>
+        <w:pBdr>
+          <w:bottom w:val="single" w:sz="6" w:space="1" w:color="BBBBBB"/>
+        </w:pBdr>
+      </w:pPr>
+    </w:p>
+    <w:p>
+      <w:pPr>
+        <w:pStyle w:val="Heading2"/>
+      </w:pPr>
+      <w:r>
+        <w:t>🛢️ Station 1: Lastrummet (rumfang)</w:t>
+      </w:r>
+    </w:p>
+    <w:p>
+      <w:r>
+        <w:t xml:space="preserve">Nødrationerne skal stå i et lastrum formet som en stor kasse: </w:t>
+      </w:r>
+      <w:r>
+        <w:rPr>
+          <w:b/>
+        </w:rPr>
+        <w:t>6 dm lang, 5 dm bred, 4 dm høj.</w:t>
+      </w:r>
+      <w:r>
+        <w:t xml:space="preserve"> Midt igennem kassen løber et kølerør, der optager en udsparing (et hul) på </w:t>
+      </w:r>
+      <w:r>
+        <w:rPr>
+          <w:b/>
+        </w:rPr>
+        <w:t>2 dm × 5 dm × 2 dm.</w:t>
+      </w:r>
+      <w:r>
+        <w:t xml:space="preserve"> Hvor mange kubikdecimeter (</w:t>
+      </w:r>
+      <w:r>
+        <w:rPr>
+          <w:b/>
+        </w:rPr>
+        <w:t>dm³</w:t>
+      </w:r>
+      <w:r>
+        <w:t>) er der reelt plads til rationer i?</w:t>
+      </w:r>
+    </w:p>
+    <w:p>
+      <w:r>
+        <w:rPr>
+          <w:b/>
+        </w:rPr>
+        <w:t>Svar: __________ dm³</w:t>
+      </w:r>
+    </w:p>
+    <w:p>
+      <w:pPr>
+        <w:shd w:val="clear" w:fill="EEF1F6"/>
+        <w:ind w:left="259" w:right="144"/>
+      </w:pPr>
+      <w:r>
+        <w:t xml:space="preserve">💡 </w:t>
+      </w:r>
+      <w:r>
+        <w:rPr>
+          <w:b/>
+        </w:rPr>
+        <w:t>Hint:</w:t>
+      </w:r>
+      <w:r>
+        <w:t xml:space="preserve"> Regn rumfanget af hele kassen. Regn så rumfanget af hullet. Træk hullet fra.</w:t>
+      </w:r>
+    </w:p>
+    <w:p>
+      <w:pPr>
+        <w:shd w:val="clear" w:fill="EEF1F6"/>
+        <w:ind w:left="259" w:right="144"/>
+      </w:pPr>
+      <w:r>
+        <w:t xml:space="preserve">⭐ </w:t>
+      </w:r>
+      <w:r>
+        <w:rPr>
+          <w:b/>
+        </w:rPr>
+        <w:t>Ekstra:</w:t>
+      </w:r>
+      <w:r>
+        <w:t xml:space="preserve"> Hvor mange liter svarer det til? (1 dm³ = 1 liter)</w:t>
+      </w:r>
+    </w:p>
+    <w:p>
+      <w:pPr>
+        <w:pBdr>
+          <w:bottom w:val="single" w:sz="6" w:space="1" w:color="BBBBBB"/>
+        </w:pBdr>
+      </w:pPr>
+    </w:p>
+    <w:p>
+      <w:pPr>
+        <w:pStyle w:val="Heading2"/>
+      </w:pPr>
+      <w:r>
+        <w:t>🛡️ Station 2: Skjoldet (overfladeareal og procent)</w:t>
+      </w:r>
+    </w:p>
+    <w:p>
+      <w:r>
+        <w:t xml:space="preserve">Et varmeskjold har form som en kasse: </w:t>
+      </w:r>
+      <w:r>
+        <w:rPr>
+          <w:b/>
+        </w:rPr>
+        <w:t>10 dm lang, 5 dm bred, 2 dm høj.</w:t>
+      </w:r>
+      <w:r>
+        <w:t xml:space="preserve"> Hele overfladen skal have et beskyttelseslag. Beregn først skjoldets samlede overfladeareal. Læg derefter </w:t>
+      </w:r>
+      <w:r>
+        <w:rPr>
+          <w:b/>
+        </w:rPr>
+        <w:t>25 % ekstra</w:t>
+      </w:r>
+      <w:r>
+        <w:t xml:space="preserve"> til (til spild og kanter). Hvor mange </w:t>
+      </w:r>
+      <w:r>
+        <w:rPr>
+          <w:b/>
+        </w:rPr>
+        <w:t>dm²</w:t>
+      </w:r>
+      <w:r>
+        <w:t xml:space="preserve"> beskyttelseslag skal I bestille?</w:t>
+      </w:r>
+    </w:p>
+    <w:p>
+      <w:r>
+        <w:rPr>
+          <w:b/>
+        </w:rPr>
+        <w:t>Svar: __________ dm²</w:t>
+      </w:r>
+    </w:p>
+    <w:p>
+      <w:pPr>
+        <w:shd w:val="clear" w:fill="EEF1F6"/>
+        <w:ind w:left="259" w:right="144"/>
+      </w:pPr>
+      <w:r>
+        <w:t xml:space="preserve">💡 </w:t>
+      </w:r>
+      <w:r>
+        <w:rPr>
+          <w:b/>
+        </w:rPr>
+        <w:t>Hint:</w:t>
+      </w:r>
+      <w:r>
+        <w:t xml:space="preserve"> En kasse har 6 sider, parvis ens: overfladeareal = 2 · (l·b + l·h + b·h). "25 % ekstra" betyder, at I ganger med </w:t>
+      </w:r>
+      <w:r>
+        <w:rPr>
+          <w:b/>
+        </w:rPr>
+        <w:t>1,25</w:t>
       </w:r>
       <w:r>
         <w:t>.</w:t>
@@ -130,120 +413,67 @@
     </w:p>
     <w:p>
       <w:pPr>
-        <w:pStyle w:val="Heading2"/>
+        <w:shd w:val="clear" w:fill="EEF1F6"/>
+        <w:ind w:left="259" w:right="144"/>
       </w:pPr>
       <w:r>
-        <w:t>Station 1 – Lastrummet (rumfang)</w:t>
-      </w:r>
-    </w:p>
-    <w:p>
-      <w:r>
-        <w:t xml:space="preserve">I skal pakke nødrationer i en </w:t>
+        <w:t xml:space="preserve">⭐ </w:t>
       </w:r>
       <w:r>
         <w:rPr>
           <w:b/>
         </w:rPr>
-        <w:t>terningformet</w:t>
+        <w:t>Ekstra:</w:t>
       </w:r>
       <w:r>
-        <w:t xml:space="preserve"> beholder med sidelængden </w:t>
+        <w:t xml:space="preserve"> Laget koster </w:t>
       </w:r>
       <w:r>
         <w:rPr>
           <w:b/>
         </w:rPr>
-        <w:t>3 cm</w:t>
+        <w:t>3 kr. pr. dm².</w:t>
       </w:r>
       <w:r>
-        <w:t>. Hvor mange cm³ kan beholderen rumme?</w:t>
+        <w:t xml:space="preserve"> Hvad koster hele bestillingen?</w:t>
       </w:r>
     </w:p>
     <w:p>
-      <w:r>
-        <w:rPr>
-          <w:b/>
-        </w:rPr>
-        <w:t>Svar: __________ cm³</w:t>
-      </w:r>
+      <w:pPr>
+        <w:pBdr>
+          <w:bottom w:val="single" w:sz="6" w:space="1" w:color="BBBBBB"/>
+        </w:pBdr>
+      </w:pPr>
     </w:p>
     <w:p>
       <w:pPr>
         <w:pStyle w:val="Heading2"/>
       </w:pPr>
       <w:r>
-        <w:t>Station 2 – Skjoldet (overfladeareal)</w:t>
+        <w:t>📡 Station 3: Antennen (Pythagoras)</w:t>
       </w:r>
     </w:p>
     <w:p>
       <w:r>
-        <w:t xml:space="preserve">Et reserveskjold er en </w:t>
+        <w:t xml:space="preserve">Kommunikationsmasten skal sikres. Masten er </w:t>
       </w:r>
       <w:r>
         <w:rPr>
           <w:b/>
         </w:rPr>
-        <w:t>terning</w:t>
+        <w:t>36 m</w:t>
       </w:r>
       <w:r>
-        <w:t xml:space="preserve"> med sidelængden </w:t>
+        <w:t xml:space="preserve"> høj og holdes af en barduns-wire, der går fra mastens top skråt ned til et fæste </w:t>
       </w:r>
       <w:r>
         <w:rPr>
           <w:b/>
         </w:rPr>
-        <w:t>2 cm</w:t>
+        <w:t>27 m</w:t>
       </w:r>
       <w:r>
-        <w:t xml:space="preserve">. Det skal males på </w:t>
-      </w:r>
-      <w:r>
-        <w:rPr>
-          <w:i/>
-        </w:rPr>
-        <w:t>alle</w:t>
-      </w:r>
-      <w:r>
-        <w:t xml:space="preserve"> sider. Hvor mange cm² maling kræver hele overfladen?</w:t>
-      </w:r>
-    </w:p>
-    <w:p>
-      <w:r>
-        <w:rPr>
-          <w:b/>
-        </w:rPr>
-        <w:t>Svar: __________ cm²</w:t>
-      </w:r>
-    </w:p>
-    <w:p>
-      <w:pPr>
-        <w:pStyle w:val="Heading2"/>
-      </w:pPr>
-      <w:r>
-        <w:t>Station 3 – Antennen (Pythagoras)</w:t>
-      </w:r>
-    </w:p>
-    <w:p>
-      <w:r>
-        <w:t xml:space="preserve">Antennemasten står lodret og er </w:t>
-      </w:r>
-      <w:r>
-        <w:rPr>
-          <w:b/>
-        </w:rPr>
-        <w:t>5 m</w:t>
-      </w:r>
-      <w:r>
-        <w:t xml:space="preserve"> høj. En barduns-wire går fra toppen skråt ned til jorden, </w:t>
-      </w:r>
-      <w:r>
-        <w:rPr>
-          <w:b/>
-        </w:rPr>
-        <w:t>12 m</w:t>
-      </w:r>
-      <w:r>
-        <w:t xml:space="preserve"> ude. Hvor lang er wiren?</w:t>
+        <w:t xml:space="preserve"> ude på jorden. Masten står lodret, så masten og jorden danner en ret vinkel. Hvor lang skal wiren mindst være?</w:t>
       </w:r>
     </w:p>
     <w:p>
@@ -256,33 +486,67 @@
     </w:p>
     <w:p>
       <w:pPr>
-        <w:pStyle w:val="Heading2"/>
+        <w:shd w:val="clear" w:fill="EEF1F6"/>
+        <w:ind w:left="259" w:right="144"/>
       </w:pPr>
       <w:r>
-        <w:t>Station 4 – Ilttanken (enheder)</w:t>
-      </w:r>
-    </w:p>
-    <w:p>
-      <w:r>
-        <w:t xml:space="preserve">Nødtanken indeholder </w:t>
+        <w:t xml:space="preserve">💡 </w:t>
       </w:r>
       <w:r>
         <w:rPr>
           <w:b/>
         </w:rPr>
-        <w:t>1,6 liter</w:t>
+        <w:t>Hint:</w:t>
       </w:r>
       <w:r>
-        <w:t xml:space="preserve"> ilt-koncentrat. Computeren vil have tallet i </w:t>
+        <w:t xml:space="preserve"> Wiren er hypotenusen i en retvinklet trekant med kateterne 36 m og 27 m. Brug Pythagoras: c = √(36² + 27²).</w:t>
+      </w:r>
+    </w:p>
+    <w:p>
+      <w:pPr>
+        <w:shd w:val="clear" w:fill="EEF1F6"/>
+        <w:ind w:left="259" w:right="144"/>
+      </w:pPr>
+      <w:r>
+        <w:t xml:space="preserve">⭐ </w:t>
       </w:r>
       <w:r>
         <w:rPr>
           <w:b/>
         </w:rPr>
-        <w:t>deciliter (dL)</w:t>
+        <w:t>Ekstra:</w:t>
       </w:r>
       <w:r>
-        <w:t>. Hvor mange deciliter er det?</w:t>
+        <w:t xml:space="preserve"> Tegn trekanten i en passende målestok og mål wiren efter. Passer din måling med beregningen?</w:t>
+      </w:r>
+    </w:p>
+    <w:p>
+      <w:pPr>
+        <w:pBdr>
+          <w:bottom w:val="single" w:sz="6" w:space="1" w:color="BBBBBB"/>
+        </w:pBdr>
+      </w:pPr>
+    </w:p>
+    <w:p>
+      <w:pPr>
+        <w:pStyle w:val="Heading2"/>
+      </w:pPr>
+      <w:r>
+        <w:t>🧭 Station 4: Navigationen (ligning)</w:t>
+      </w:r>
+    </w:p>
+    <w:p>
+      <w:r>
+        <w:t xml:space="preserve">Autopiloten vil kun starte, når den får et </w:t>
+      </w:r>
+      <w:r>
+        <w:rPr>
+          <w:b/>
+        </w:rPr>
+        <w:t>kurstal x</w:t>
+      </w:r>
+      <w:r>
+        <w:t>, der opfylder ligningen:</w:t>
       </w:r>
     </w:p>
     <w:p>
@@ -290,38 +554,12 @@
         <w:rPr>
           <w:b/>
         </w:rPr>
-        <w:t>Svar: __________ dL</w:t>
-      </w:r>
-    </w:p>
-    <w:p>
-      <w:pPr>
-        <w:pStyle w:val="Heading2"/>
-      </w:pPr>
-      <w:r>
-        <w:t>Station 5 – Navigationen (vinkler)</w:t>
+        <w:t>6x − 30 = 4x + 120</w:t>
       </w:r>
     </w:p>
     <w:p>
       <w:r>
-        <w:t xml:space="preserve">Kursen danner en trekant. To af vinklerne er </w:t>
-      </w:r>
-      <w:r>
-        <w:rPr>
-          <w:b/>
-        </w:rPr>
-        <w:t>70°</w:t>
-      </w:r>
-      <w:r>
-        <w:t xml:space="preserve"> og </w:t>
-      </w:r>
-      <w:r>
-        <w:rPr>
-          <w:b/>
-        </w:rPr>
-        <w:t>90°</w:t>
-      </w:r>
-      <w:r>
-        <w:t>. Hvad er den tredje vinkel?</w:t>
+        <w:t>Løs ligningen, og find x.</w:t>
       </w:r>
     </w:p>
     <w:p>
@@ -329,25 +567,177 @@
         <w:rPr>
           <w:b/>
         </w:rPr>
-        <w:t>Svar: __________ °</w:t>
+        <w:t>Svar: x = __________</w:t>
       </w:r>
+    </w:p>
+    <w:p>
+      <w:pPr>
+        <w:shd w:val="clear" w:fill="EEF1F6"/>
+        <w:ind w:left="259" w:right="144"/>
+      </w:pPr>
+      <w:r>
+        <w:t xml:space="preserve">💡 </w:t>
+      </w:r>
+      <w:r>
+        <w:rPr>
+          <w:b/>
+        </w:rPr>
+        <w:t>Hint:</w:t>
+      </w:r>
+      <w:r>
+        <w:t xml:space="preserve"> Saml x'erne på den ene side af lighedstegnet og tallene på den anden. Hvad bliver 6x − 4x?</w:t>
+      </w:r>
+    </w:p>
+    <w:p>
+      <w:pPr>
+        <w:shd w:val="clear" w:fill="EEF1F6"/>
+        <w:ind w:left="259" w:right="144"/>
+      </w:pPr>
+      <w:r>
+        <w:t xml:space="preserve">⭐ </w:t>
+      </w:r>
+      <w:r>
+        <w:rPr>
+          <w:b/>
+        </w:rPr>
+        <w:t>Ekstra:</w:t>
+      </w:r>
+      <w:r>
+        <w:t xml:space="preserve"> Autopiloten godtager kun en kurs, hvis også </w:t>
+      </w:r>
+      <w:r>
+        <w:rPr>
+          <w:b/>
+        </w:rPr>
+        <w:t>2x + 10 &lt; 200.</w:t>
+      </w:r>
+      <w:r>
+        <w:t xml:space="preserve"> Overholder jeres kurs det?</w:t>
+      </w:r>
+    </w:p>
+    <w:p>
+      <w:pPr>
+        <w:pBdr>
+          <w:bottom w:val="single" w:sz="6" w:space="1" w:color="BBBBBB"/>
+        </w:pBdr>
+      </w:pPr>
     </w:p>
     <w:p>
       <w:pPr>
         <w:pStyle w:val="Heading2"/>
       </w:pPr>
       <w:r>
-        <w:t>🔓 Luftslusen – nødkoden</w:t>
+        <w:t>🔌 Station 5: Sensoren (sandsynlighed)</w:t>
       </w:r>
     </w:p>
     <w:p>
       <w:r>
-        <w:t>Saml jeres fem svar:</w:t>
+        <w:t xml:space="preserve">I reservedelskassen ligger </w:t>
+      </w:r>
+      <w:r>
+        <w:rPr>
+          <w:b/>
+        </w:rPr>
+        <w:t>20 sikringer.</w:t>
+      </w:r>
+      <w:r>
+        <w:t xml:space="preserve"> </w:t>
+      </w:r>
+      <w:r>
+        <w:rPr>
+          <w:b/>
+        </w:rPr>
+        <w:t>4 af dem er brændt af</w:t>
+      </w:r>
+      <w:r>
+        <w:t xml:space="preserve"> (defekte). I trækker tilfældigt </w:t>
+      </w:r>
+      <w:r>
+        <w:rPr>
+          <w:b/>
+        </w:rPr>
+        <w:t>én</w:t>
+      </w:r>
+      <w:r>
+        <w:t xml:space="preserve"> sikring. Hvad er sandsynligheden, i </w:t>
+      </w:r>
+      <w:r>
+        <w:rPr>
+          <w:b/>
+        </w:rPr>
+        <w:t>procent</w:t>
+      </w:r>
+      <w:r>
+        <w:t>, for at I trækker en hel (virkende) sikring?</w:t>
+      </w:r>
+    </w:p>
+    <w:p>
+      <w:r>
+        <w:rPr>
+          <w:b/>
+        </w:rPr>
+        <w:t>Svar: __________ %</w:t>
+      </w:r>
+    </w:p>
+    <w:p>
+      <w:pPr>
+        <w:shd w:val="clear" w:fill="EEF1F6"/>
+        <w:ind w:left="259" w:right="144"/>
+      </w:pPr>
+      <w:r>
+        <w:t xml:space="preserve">💡 </w:t>
+      </w:r>
+      <w:r>
+        <w:rPr>
+          <w:b/>
+        </w:rPr>
+        <w:t>Hint:</w:t>
+      </w:r>
+      <w:r>
+        <w:t xml:space="preserve"> Hvor mange af de 20 er hele? Sandsynlighed = gunstige ÷ mulige. Lav brøken om til procent.</w:t>
+      </w:r>
+    </w:p>
+    <w:p>
+      <w:pPr>
+        <w:shd w:val="clear" w:fill="EEF1F6"/>
+        <w:ind w:left="259" w:right="144"/>
+      </w:pPr>
+      <w:r>
+        <w:t xml:space="preserve">⭐ </w:t>
+      </w:r>
+      <w:r>
+        <w:rPr>
+          <w:b/>
+        </w:rPr>
+        <w:t>Ekstra:</w:t>
+      </w:r>
+      <w:r>
+        <w:t xml:space="preserve"> I trækker to sikringer uden at lægge den første tilbage. Hvad er sandsynligheden for, at begge er hele? (Svar i procent, afrund.)</w:t>
+      </w:r>
+    </w:p>
+    <w:p>
+      <w:pPr>
+        <w:pBdr>
+          <w:bottom w:val="single" w:sz="6" w:space="1" w:color="BBBBBB"/>
+        </w:pBdr>
+      </w:pPr>
+    </w:p>
+    <w:p>
+      <w:pPr>
+        <w:pStyle w:val="Heading2"/>
+      </w:pPr>
+      <w:r>
+        <w:t>🔓 Luftslusen: nødkoden</w:t>
+      </w:r>
+    </w:p>
+    <w:p>
+      <w:r>
+        <w:t>Saml jeres fem svar, og læg dem sammen:</w:t>
       </w:r>
     </w:p>
     <w:tbl>
       <w:tblPr>
-        <w:tblStyle w:val="TableGrid"/>
+        <w:tblStyle w:val="LightGrid-Accent1"/>
         <w:tblW w:type="auto" w:w="0"/>
         <w:tblLook w:firstColumn="1" w:firstRow="1" w:lastColumn="0" w:lastRow="0" w:noHBand="0" w:noVBand="1" w:val="04A0"/>
       </w:tblPr>
@@ -365,6 +755,11 @@
               <w:rPr>
                 <w:b/>
               </w:rPr>
+            </w:r>
+            <w:r>
+              <w:rPr>
+                <w:b/>
+              </w:rPr>
               <w:t>Station</w:t>
             </w:r>
           </w:p>
@@ -374,6 +769,11 @@
             <w:tcW w:type="dxa" w:w="4320"/>
           </w:tcPr>
           <w:p>
+            <w:r>
+              <w:rPr>
+                <w:b/>
+              </w:rPr>
+            </w:r>
             <w:r>
               <w:rPr>
                 <w:b/>
@@ -389,8 +789,9 @@
             <w:tcW w:type="dxa" w:w="4320"/>
           </w:tcPr>
           <w:p>
+            <w:r/>
             <w:r>
-              <w:t>1 · Lastrummet</w:t>
+              <w:t>1 · Lastrummet (dm³)</w:t>
             </w:r>
           </w:p>
         </w:tc>
@@ -398,7 +799,9 @@
           <w:tcPr>
             <w:tcW w:type="dxa" w:w="4320"/>
           </w:tcPr>
-          <w:p/>
+          <w:p>
+            <w:r/>
+          </w:p>
         </w:tc>
       </w:tr>
       <w:tr>
@@ -407,8 +810,9 @@
             <w:tcW w:type="dxa" w:w="4320"/>
           </w:tcPr>
           <w:p>
+            <w:r/>
             <w:r>
-              <w:t>2 · Skjoldet</w:t>
+              <w:t>2 · Skjoldet (dm²)</w:t>
             </w:r>
           </w:p>
         </w:tc>
@@ -416,7 +820,9 @@
           <w:tcPr>
             <w:tcW w:type="dxa" w:w="4320"/>
           </w:tcPr>
-          <w:p/>
+          <w:p>
+            <w:r/>
+          </w:p>
         </w:tc>
       </w:tr>
       <w:tr>
@@ -425,8 +831,9 @@
             <w:tcW w:type="dxa" w:w="4320"/>
           </w:tcPr>
           <w:p>
+            <w:r/>
             <w:r>
-              <w:t>3 · Antennen</w:t>
+              <w:t>3 · Antennen (m)</w:t>
             </w:r>
           </w:p>
         </w:tc>
@@ -434,7 +841,9 @@
           <w:tcPr>
             <w:tcW w:type="dxa" w:w="4320"/>
           </w:tcPr>
-          <w:p/>
+          <w:p>
+            <w:r/>
+          </w:p>
         </w:tc>
       </w:tr>
       <w:tr>
@@ -443,8 +852,9 @@
             <w:tcW w:type="dxa" w:w="4320"/>
           </w:tcPr>
           <w:p>
+            <w:r/>
             <w:r>
-              <w:t>4 · Ilttanken</w:t>
+              <w:t>4 · Navigationen (x)</w:t>
             </w:r>
           </w:p>
         </w:tc>
@@ -452,7 +862,9 @@
           <w:tcPr>
             <w:tcW w:type="dxa" w:w="4320"/>
           </w:tcPr>
-          <w:p/>
+          <w:p>
+            <w:r/>
+          </w:p>
         </w:tc>
       </w:tr>
       <w:tr>
@@ -461,8 +873,9 @@
             <w:tcW w:type="dxa" w:w="4320"/>
           </w:tcPr>
           <w:p>
+            <w:r/>
             <w:r>
-              <w:t>5 · Navigationen</w:t>
+              <w:t>5 · Sensoren (%)</w:t>
             </w:r>
           </w:p>
         </w:tc>
@@ -470,7 +883,9 @@
           <w:tcPr>
             <w:tcW w:type="dxa" w:w="4320"/>
           </w:tcPr>
-          <w:p/>
+          <w:p>
+            <w:r/>
+          </w:p>
         </w:tc>
       </w:tr>
       <w:tr>
@@ -479,11 +894,12 @@
             <w:tcW w:type="dxa" w:w="4320"/>
           </w:tcPr>
           <w:p>
+            <w:r/>
             <w:r>
               <w:rPr>
                 <w:b/>
               </w:rPr>
-              <w:t>NØDKODE (læg sammen)</w:t>
+              <w:t>NØDKODE (læg de fem sammen)</w:t>
             </w:r>
           </w:p>
         </w:tc>
@@ -491,44 +907,77 @@
           <w:tcPr>
             <w:tcW w:type="dxa" w:w="4320"/>
           </w:tcPr>
-          <w:p/>
+          <w:p>
+            <w:r/>
+          </w:p>
         </w:tc>
       </w:tr>
     </w:tbl>
-    <w:p/>
     <w:p>
       <w:r>
-        <w:t>Tast nødkoden i luftslusen. Er den et rundt tal? Så er I fri! 🎉</w:t>
+        <w:t>Tast nødkoden i luftslusen. Er den et helt hundredetal? Så er I fri! 🎉</w:t>
       </w:r>
+    </w:p>
+    <w:p>
+      <w:pPr>
+        <w:pBdr>
+          <w:bottom w:val="single" w:sz="6" w:space="1" w:color="BBBBBB"/>
+        </w:pBdr>
+      </w:pPr>
     </w:p>
     <w:p>
       <w:pPr>
         <w:pStyle w:val="Heading2"/>
       </w:pPr>
       <w:r>
-        <w:t>⭐ Bonus (hvis I når det)</w:t>
+        <w:t>⭐ Bonus, hvis I når det (ræsonnement)</w:t>
       </w:r>
     </w:p>
     <w:p>
       <w:r>
-        <w:t xml:space="preserve">Hvis I </w:t>
+        <w:t xml:space="preserve">I fordobler </w:t>
       </w:r>
       <w:r>
         <w:rPr>
           <w:b/>
         </w:rPr>
-        <w:t>fordobler alle mål</w:t>
+        <w:t>alle</w:t>
       </w:r>
       <w:r>
-        <w:t xml:space="preserve"> på terningen fra Station 1 (så siden bliver 6 cm), hvor mange gange større bliver rumfanget så?</w:t>
+        <w:t xml:space="preserve"> mål på kassen fra </w:t>
       </w:r>
-    </w:p>
-    <w:p>
       <w:r>
         <w:rPr>
           <w:b/>
         </w:rPr>
-        <w:t>Svar: __________ gange</w:t>
+        <w:t>Station 1</w:t>
+      </w:r>
+      <w:r>
+        <w:t>, så den bliver 12 dm × 10 dm × 8 dm, og hullet bliver 4 dm × 10 dm × 4 dm.</w:t>
+      </w:r>
+    </w:p>
+    <w:p>
+      <w:pPr>
+        <w:pStyle w:val="ListNumber"/>
+      </w:pPr>
+      <w:r>
+        <w:t>Hvor mange gange større bliver rumfanget?</w:t>
+      </w:r>
+    </w:p>
+    <w:p>
+      <w:pPr>
+        <w:pStyle w:val="ListNumber"/>
+      </w:pPr>
+      <w:r>
+        <w:t>Hvor mange gange større bliver overfladearealet?</w:t>
+      </w:r>
+    </w:p>
+    <w:p>
+      <w:pPr>
+        <w:pStyle w:val="ListNumber"/>
+      </w:pPr>
+      <w:r>
+        <w:t>Forklar med ord, hvorfor de to tal ikke er ens.</w:t>
       </w:r>
     </w:p>
     <w:sectPr>
@@ -904,6 +1353,10 @@
     <w:name w:val="Normal"/>
     <w:qFormat/>
     <w:rsid w:val="00FC693F"/>
+    <w:rPr>
+      <w:rFonts w:ascii="Calibri" w:hAnsi="Calibri"/>
+      <w:sz w:val="22"/>
+    </w:rPr>
   </w:style>
   <w:style w:type="paragraph" w:styleId="Header">
     <w:name w:val="header"/>

--- a/Escape-room_matematik_ELEV.docx
+++ b/Escape-room_matematik_ELEV.docx
@@ -223,6 +223,29 @@
       </w:r>
       <w:r>
         <w:t xml:space="preserve"> er en sværere bonus. Den ændrer ikke nødkoden, men giver ekstra rumkadet-ære.</w:t>
+      </w:r>
+    </w:p>
+    <w:p>
+      <w:pPr>
+        <w:pStyle w:val="ListBullet"/>
+      </w:pPr>
+      <w:r>
+        <w:rPr>
+          <w:b/>
+        </w:rPr>
+        <w:t>🛰️ Flugt-logbog:</w:t>
+      </w:r>
+      <w:r>
+        <w:t xml:space="preserve"> Ved mindst </w:t>
+      </w:r>
+      <w:r>
+        <w:rPr>
+          <w:b/>
+        </w:rPr>
+        <w:t>én</w:t>
+      </w:r>
+      <w:r>
+        <w:t xml:space="preserve"> station skal I skrive 2–3 sætninger, der forklarer jeres fremgangsmåde, så en anden gruppe kunne følge den ("Først …, fordi …; derefter …").</w:t>
       </w:r>
     </w:p>
     <w:p>
@@ -485,6 +508,17 @@
       </w:r>
     </w:p>
     <w:p>
+      <w:r>
+        <w:rPr>
+          <w:b/>
+        </w:rPr>
+        <w:t>(b) Forklar:</w:t>
+      </w:r>
+      <w:r>
+        <w:t xml:space="preserve"> Hvorfor kan man overhovedet bruge Pythagoras' sætning netop her? Hvad er det ved trekanten (den rette vinkel), der gør, at a² + b² = c²? Tegn trekanten, og vis, hvilken side der er hypotenusen — og hvorfor.</w:t>
+      </w:r>
+    </w:p>
+    <w:p>
       <w:pPr>
         <w:shd w:val="clear" w:fill="EEF1F6"/>
         <w:ind w:left="259" w:right="144"/>
@@ -713,6 +747,144 @@
       </w:r>
       <w:r>
         <w:t xml:space="preserve"> I trækker to sikringer uden at lægge den første tilbage. Hvad er sandsynligheden for, at begge er hele? (Svar i procent, afrund.)</w:t>
+      </w:r>
+    </w:p>
+    <w:p>
+      <w:pPr>
+        <w:pBdr>
+          <w:bottom w:val="single" w:sz="6" w:space="1" w:color="BBBBBB"/>
+        </w:pBdr>
+      </w:pPr>
+    </w:p>
+    <w:p>
+      <w:pPr>
+        <w:pStyle w:val="Heading2"/>
+      </w:pPr>
+      <w:r>
+        <w:t xml:space="preserve">📊 Station 6: Iltloggen (statistik) — tæller </w:t>
+      </w:r>
+      <w:r>
+        <w:rPr>
+          <w:i/>
+        </w:rPr>
+        <w:t>ikke</w:t>
+      </w:r>
+      <w:r>
+        <w:t xml:space="preserve"> med i nødkoden</w:t>
+      </w:r>
+    </w:p>
+    <w:p>
+      <w:r>
+        <w:t xml:space="preserve">Sensoren har logget iltniveauet (%) i lastrummet hver time i otte timer: </w:t>
+      </w:r>
+      <w:r>
+        <w:rPr>
+          <w:b/>
+        </w:rPr>
+        <w:t>19, 21, 20, 18, 22, 20, 21, 19.</w:t>
+      </w:r>
+    </w:p>
+    <w:p>
+      <w:r>
+        <w:t xml:space="preserve">a) Find </w:t>
+      </w:r>
+      <w:r>
+        <w:rPr>
+          <w:b/>
+        </w:rPr>
+        <w:t>middeltal</w:t>
+      </w:r>
+      <w:r>
+        <w:t xml:space="preserve">, </w:t>
+      </w:r>
+      <w:r>
+        <w:rPr>
+          <w:b/>
+        </w:rPr>
+        <w:t>median</w:t>
+      </w:r>
+      <w:r>
+        <w:t xml:space="preserve"> og </w:t>
+      </w:r>
+      <w:r>
+        <w:rPr>
+          <w:b/>
+        </w:rPr>
+        <w:t>variationsbredde.</w:t>
+      </w:r>
+      <w:r>
+        <w:t xml:space="preserve"> b) Vælg et </w:t>
+      </w:r>
+      <w:r>
+        <w:rPr>
+          <w:b/>
+        </w:rPr>
+        <w:t>passende diagram</w:t>
+      </w:r>
+      <w:r>
+        <w:t xml:space="preserve"> til at vise udviklingen over tid, og </w:t>
+      </w:r>
+      <w:r>
+        <w:rPr>
+          <w:b/>
+        </w:rPr>
+        <w:t>begrund</w:t>
+      </w:r>
+      <w:r>
+        <w:t xml:space="preserve"> valget. c) Alarmen udløses, hvis en måling kommer under </w:t>
+      </w:r>
+      <w:r>
+        <w:rPr>
+          <w:b/>
+        </w:rPr>
+        <w:t>middeltallet.</w:t>
+      </w:r>
+      <w:r>
+        <w:t xml:space="preserve"> Ved hvilke timer ville alarmen gå?</w:t>
+      </w:r>
+    </w:p>
+    <w:p>
+      <w:r>
+        <w:rPr>
+          <w:b/>
+        </w:rPr>
+        <w:t>Svar (a): middeltal _______ · median _______ · variationsbredde _______</w:t>
+      </w:r>
+    </w:p>
+    <w:p>
+      <w:pPr>
+        <w:shd w:val="clear" w:fill="EEF1F6"/>
+        <w:ind w:left="259" w:right="144"/>
+      </w:pPr>
+      <w:r>
+        <w:t xml:space="preserve">💡 </w:t>
+      </w:r>
+      <w:r>
+        <w:rPr>
+          <w:b/>
+        </w:rPr>
+        <w:t>Hint:</w:t>
+      </w:r>
+      <w:r>
+        <w:t xml:space="preserve"> Middeltal = læg alle tal sammen, og del med antallet (8). Median = det midterste tal, når de står i rækkefølge. Variationsbredde = største minus mindste.</w:t>
+      </w:r>
+    </w:p>
+    <w:p>
+      <w:pPr>
+        <w:shd w:val="clear" w:fill="EEF1F6"/>
+        <w:ind w:left="259" w:right="144"/>
+      </w:pPr>
+      <w:r>
+        <w:t xml:space="preserve">⭐ </w:t>
+      </w:r>
+      <w:r>
+        <w:rPr>
+          <w:b/>
+        </w:rPr>
+        <w:t>Ekstra:</w:t>
+      </w:r>
+      <w:r>
+        <w:t xml:space="preserve"> Er middeltal eller median det mest retvisende "normaltal" her? Hvorfor?</w:t>
       </w:r>
     </w:p>
     <w:p>
@@ -978,6 +1150,85 @@
       </w:pPr>
       <w:r>
         <w:t>Forklar med ord, hvorfor de to tal ikke er ens.</w:t>
+      </w:r>
+    </w:p>
+    <w:p>
+      <w:pPr>
+        <w:pBdr>
+          <w:bottom w:val="single" w:sz="6" w:space="1" w:color="BBBBBB"/>
+        </w:pBdr>
+      </w:pPr>
+    </w:p>
+    <w:p>
+      <w:pPr>
+        <w:pStyle w:val="Heading2"/>
+      </w:pPr>
+      <w:r>
+        <w:t xml:space="preserve">🫧 Modellerings-udfordring: Ilten skal række (tæller </w:t>
+      </w:r>
+      <w:r>
+        <w:rPr>
+          <w:i/>
+        </w:rPr>
+        <w:t>ikke</w:t>
+      </w:r>
+      <w:r>
+        <w:t xml:space="preserve"> med i nødkoden)</w:t>
+      </w:r>
+    </w:p>
+    <w:p>
+      <w:r>
+        <w:t xml:space="preserve">Stationens iltbeholdning er beregnet til </w:t>
+      </w:r>
+      <w:r>
+        <w:rPr>
+          <w:b/>
+        </w:rPr>
+        <w:t>4 personer i 9 timer.</w:t>
+      </w:r>
+      <w:r>
+        <w:t xml:space="preserve"> Men I er </w:t>
+      </w:r>
+      <w:r>
+        <w:rPr>
+          <w:b/>
+        </w:rPr>
+        <w:t>6 kadetter</w:t>
+      </w:r>
+      <w:r>
+        <w:t xml:space="preserve"> om bord. Hvor længe rækker ilten nu?</w:t>
+      </w:r>
+    </w:p>
+    <w:p>
+      <w:r>
+        <w:t xml:space="preserve">Opstil </w:t>
+      </w:r>
+      <w:r>
+        <w:rPr>
+          <w:b/>
+        </w:rPr>
+        <w:t>selv</w:t>
+      </w:r>
+      <w:r>
+        <w:t xml:space="preserve"> en model: Hvilke </w:t>
+      </w:r>
+      <w:r>
+        <w:rPr>
+          <w:b/>
+        </w:rPr>
+        <w:t>antagelser</w:t>
+      </w:r>
+      <w:r>
+        <w:t xml:space="preserve"> gør I (bruger alle lige meget? er forbruget jævnt)? Regn jeres svar ud. </w:t>
+      </w:r>
+      <w:r>
+        <w:rPr>
+          <w:b/>
+        </w:rPr>
+        <w:t>Vurdér til sidst:</w:t>
+      </w:r>
+      <w:r>
+        <w:t xml:space="preserve"> Hvad gør jeres model usikker i virkeligheden, og ville I stole på den med jeres liv?</w:t>
       </w:r>
     </w:p>
     <w:sectPr>
